--- a/courts/federal-circuit/court-of-appeals/answering-brief/docx/reference.docx
+++ b/courts/federal-circuit/court-of-appeals/answering-brief/docx/reference.docx
@@ -177,7 +177,7 @@
   <w:docDefaults>
     <w:rPrDefault>
       <w:rPr>
-        <w:rFonts w:ascii="EB Garamond" w:hAnsi="EB Garamond" w:eastAsia="EB Garamond" w:cs="EB Garamond"/>
+        <w:rFonts w:ascii="Times New Roman" w:hAnsi="Times New Roman" w:eastAsia="Times New Roman" w:cs="Times New Roman"/>
         <w:sz w:val="28"/>
         <w:szCs w:val="28"/>
         <w:lang w:val="en-US" w:eastAsia="en-US" w:bidi="ar-SA"/>

--- a/courts/federal-circuit/court-of-appeals/answering-brief/docx/reference.docx
+++ b/courts/federal-circuit/court-of-appeals/answering-brief/docx/reference.docx
@@ -1206,6 +1206,14 @@
     <w:pPr>
       <w:keepNext/>
       <w:keepLines/>
+    </w:pPr>
+  </w:style>
+  <w:style w:type="paragraph" w:customStyle="1" w:styleId="BodyTextNote">
+    <w:name w:val="Body Text Note"/>
+    <w:basedOn w:val="BodyText"/>
+    <w:qFormat/>
+    <w:pPr>
+      <w:widowControl w:val="0"/>
     </w:pPr>
   </w:style>
 </w:styles>
